--- a/docs/availability.docx
+++ b/docs/availability.docx
@@ -16,7 +16,7 @@
       </w:pPr>
       <w:r>
         <w:pict w14:anchorId="1ACE489D">
-          <v:rect id="_x0000_i1259" style="width:0;height:1.5pt" o:hralign="center" o:hrstd="t" o:hr="t" fillcolor="#a0a0a0" stroked="f"/>
+          <v:rect id="_x0000_i1025" style="width:0;height:1.5pt" o:hralign="center" o:hrstd="t" o:hr="t" fillcolor="#a0a0a0" stroked="f"/>
         </w:pict>
       </w:r>
     </w:p>
@@ -50,7 +50,7 @@
       </w:pPr>
       <w:r>
         <w:pict w14:anchorId="76C46847">
-          <v:rect id="_x0000_i1260" style="width:0;height:1.5pt" o:hralign="center" o:hrstd="t" o:hr="t" fillcolor="#a0a0a0" stroked="f"/>
+          <v:rect id="_x0000_i1026" style="width:0;height:1.5pt" o:hralign="center" o:hrstd="t" o:hr="t" fillcolor="#a0a0a0" stroked="f"/>
         </w:pict>
       </w:r>
     </w:p>
@@ -102,13 +102,8 @@
         </w:numPr>
         <w:spacing w:line="278" w:lineRule="auto"/>
       </w:pPr>
-      <w:proofErr w:type="gramStart"/>
-      <w:r>
-        <w:t>An email</w:t>
-      </w:r>
-      <w:proofErr w:type="gramEnd"/>
-      <w:r>
-        <w:t xml:space="preserve"> service goes down — millions of people lose access to their email for hours.</w:t>
+      <w:r>
+        <w:t>An email service goes down — millions of people lose access to their email for hours.</w:t>
       </w:r>
     </w:p>
     <w:p>
@@ -125,7 +120,7 @@
       </w:pPr>
       <w:r>
         <w:pict w14:anchorId="67E1634D">
-          <v:rect id="_x0000_i1261" style="width:0;height:1.5pt" o:hralign="center" o:hrstd="t" o:hr="t" fillcolor="#a0a0a0" stroked="f"/>
+          <v:rect id="_x0000_i1027" style="width:0;height:1.5pt" o:hralign="center" o:hrstd="t" o:hr="t" fillcolor="#a0a0a0" stroked="f"/>
         </w:pict>
       </w:r>
     </w:p>
@@ -220,15 +215,7 @@
       </w:r>
       <w:r>
         <w:br/>
-        <w:t xml:space="preserve">Availability isn't just about "is the server running?" It's about whether the user can </w:t>
-      </w:r>
-      <w:proofErr w:type="gramStart"/>
-      <w:r>
-        <w:t>actually complete</w:t>
-      </w:r>
-      <w:proofErr w:type="gramEnd"/>
-      <w:r>
-        <w:t xml:space="preserve"> their task. A server that's running but returning errors or timing out is effectively unavailable.</w:t>
+        <w:t>Availability isn't just about "is the server running?" It's about whether the user can actually complete their task. A server that's running but returning errors or timing out is effectively unavailable.</w:t>
       </w:r>
     </w:p>
     <w:p>
@@ -237,7 +224,7 @@
       </w:pPr>
       <w:r>
         <w:pict w14:anchorId="4CAB7663">
-          <v:rect id="_x0000_i1262" style="width:0;height:1.5pt" o:hralign="center" o:hrstd="t" o:hr="t" fillcolor="#a0a0a0" stroked="f"/>
+          <v:rect id="_x0000_i1028" style="width:0;height:1.5pt" o:hralign="center" o:hrstd="t" o:hr="t" fillcolor="#a0a0a0" stroked="f"/>
         </w:pict>
       </w:r>
     </w:p>
@@ -301,15 +288,7 @@
         <w:t>Downtime</w:t>
       </w:r>
       <w:r>
-        <w:t xml:space="preserve"> </w:t>
-      </w:r>
-      <w:proofErr w:type="gramStart"/>
-      <w:r>
-        <w:t>— the time the</w:t>
-      </w:r>
-      <w:proofErr w:type="gramEnd"/>
-      <w:r>
-        <w:t xml:space="preserve"> system is unavailable</w:t>
+        <w:t xml:space="preserve"> — the time the system is unavailable</w:t>
       </w:r>
     </w:p>
     <w:p>
@@ -318,7 +297,7 @@
       </w:pPr>
       <w:r>
         <w:pict w14:anchorId="68E97FA4">
-          <v:rect id="_x0000_i1263" style="width:0;height:1.5pt" o:hralign="center" o:hrstd="t" o:hr="t" fillcolor="#a0a0a0" stroked="f"/>
+          <v:rect id="_x0000_i1029" style="width:0;height:1.5pt" o:hralign="center" o:hrstd="t" o:hr="t" fillcolor="#a0a0a0" stroked="f"/>
         </w:pict>
       </w:r>
     </w:p>
@@ -352,7 +331,7 @@
       </w:pPr>
       <w:r>
         <w:pict w14:anchorId="60D2A1F3">
-          <v:rect id="_x0000_i1264" style="width:0;height:1.5pt" o:hralign="center" o:hrstd="t" o:hr="t" fillcolor="#a0a0a0" stroked="f"/>
+          <v:rect id="_x0000_i1030" style="width:0;height:1.5pt" o:hralign="center" o:hrstd="t" o:hr="t" fillcolor="#a0a0a0" stroked="f"/>
         </w:pict>
       </w:r>
     </w:p>
@@ -390,7 +369,7 @@
       </w:pPr>
       <w:r>
         <w:pict w14:anchorId="0B9BCC49">
-          <v:rect id="_x0000_i1265" style="width:0;height:1.5pt" o:hralign="center" o:hrstd="t" o:hr="t" fillcolor="#a0a0a0" stroked="f"/>
+          <v:rect id="_x0000_i1031" style="width:0;height:1.5pt" o:hralign="center" o:hrstd="t" o:hr="t" fillcolor="#a0a0a0" stroked="f"/>
         </w:pict>
       </w:r>
     </w:p>
@@ -416,7 +395,7 @@
       </w:pPr>
       <w:r>
         <w:pict w14:anchorId="72F8BA4C">
-          <v:rect id="_x0000_i1266" style="width:0;height:1.5pt" o:hralign="center" o:hrstd="t" o:hr="t" fillcolor="#a0a0a0" stroked="f"/>
+          <v:rect id="_x0000_i1032" style="width:0;height:1.5pt" o:hralign="center" o:hrstd="t" o:hr="t" fillcolor="#a0a0a0" stroked="f"/>
         </w:pict>
       </w:r>
     </w:p>
@@ -450,7 +429,7 @@
       </w:pPr>
       <w:r>
         <w:pict w14:anchorId="4B0FF523">
-          <v:rect id="_x0000_i1267" style="width:0;height:1.5pt" o:hralign="center" o:hrstd="t" o:hr="t" fillcolor="#a0a0a0" stroked="f"/>
+          <v:rect id="_x0000_i1033" style="width:0;height:1.5pt" o:hralign="center" o:hrstd="t" o:hr="t" fillcolor="#a0a0a0" stroked="f"/>
         </w:pict>
       </w:r>
     </w:p>
@@ -516,7 +495,7 @@
       </w:pPr>
       <w:r>
         <w:pict w14:anchorId="3E3C1F8C">
-          <v:rect id="_x0000_i1268" style="width:0;height:1.5pt" o:hralign="center" o:hrstd="t" o:hr="t" fillcolor="#a0a0a0" stroked="f"/>
+          <v:rect id="_x0000_i1034" style="width:0;height:1.5pt" o:hralign="center" o:hrstd="t" o:hr="t" fillcolor="#a0a0a0" stroked="f"/>
         </w:pict>
       </w:r>
     </w:p>
@@ -541,15 +520,7 @@
         <w:spacing w:line="278" w:lineRule="auto"/>
       </w:pPr>
       <w:r>
-        <w:t xml:space="preserve">The average time it takes to detect and recover from </w:t>
-      </w:r>
-      <w:proofErr w:type="gramStart"/>
-      <w:r>
-        <w:t>a failure</w:t>
-      </w:r>
-      <w:proofErr w:type="gramEnd"/>
-      <w:r>
-        <w:t>. Until recovery is complete, the system is non-operational — so MTTR is effectively the average downtime per incident.</w:t>
+        <w:t>The average time it takes to detect and recover from a failure. Until recovery is complete, the system is non-operational — so MTTR is effectively the average downtime per incident.</w:t>
       </w:r>
     </w:p>
     <w:p>
@@ -619,7 +590,7 @@
       </w:pPr>
       <w:r>
         <w:pict w14:anchorId="239323EA">
-          <v:rect id="_x0000_i1269" style="width:0;height:1.5pt" o:hralign="center" o:hrstd="t" o:hr="t" fillcolor="#a0a0a0" stroked="f"/>
+          <v:rect id="_x0000_i1035" style="width:0;height:1.5pt" o:hralign="center" o:hrstd="t" o:hr="t" fillcolor="#a0a0a0" stroked="f"/>
         </w:pict>
       </w:r>
     </w:p>
@@ -653,7 +624,7 @@
       </w:pPr>
       <w:r>
         <w:pict w14:anchorId="5ED58A9E">
-          <v:rect id="_x0000_i1270" style="width:0;height:1.5pt" o:hralign="center" o:hrstd="t" o:hr="t" fillcolor="#a0a0a0" stroked="f"/>
+          <v:rect id="_x0000_i1036" style="width:0;height:1.5pt" o:hralign="center" o:hrstd="t" o:hr="t" fillcolor="#a0a0a0" stroked="f"/>
         </w:pict>
       </w:r>
     </w:p>
@@ -695,7 +666,7 @@
       </w:pPr>
       <w:r>
         <w:pict w14:anchorId="4133BB98">
-          <v:rect id="_x0000_i1271" style="width:0;height:1.5pt" o:hralign="center" o:hrstd="t" o:hr="t" fillcolor="#a0a0a0" stroked="f"/>
+          <v:rect id="_x0000_i1037" style="width:0;height:1.5pt" o:hralign="center" o:hrstd="t" o:hr="t" fillcolor="#a0a0a0" stroked="f"/>
         </w:pict>
       </w:r>
     </w:p>
@@ -720,15 +691,7 @@
         <w:spacing w:line="278" w:lineRule="auto"/>
       </w:pPr>
       <w:r>
-        <w:t xml:space="preserve">If you minimize MTTR toward zero, availability approaches </w:t>
-      </w:r>
-      <w:proofErr w:type="gramStart"/>
-      <w:r>
-        <w:t>100% —</w:t>
-      </w:r>
-      <w:proofErr w:type="gramEnd"/>
-      <w:r>
-        <w:t xml:space="preserve"> regardless of how often failures occur.</w:t>
+        <w:t>If you minimize MTTR toward zero, availability approaches 100% — regardless of how often failures occur.</w:t>
       </w:r>
     </w:p>
     <w:p>
@@ -769,7 +732,7 @@
       </w:pPr>
       <w:r>
         <w:pict w14:anchorId="78B09B25">
-          <v:rect id="_x0000_i1272" style="width:0;height:1.5pt" o:hralign="center" o:hrstd="t" o:hr="t" fillcolor="#a0a0a0" stroked="f"/>
+          <v:rect id="_x0000_i1038" style="width:0;height:1.5pt" o:hralign="center" o:hrstd="t" o:hr="t" fillcolor="#a0a0a0" stroked="f"/>
         </w:pict>
       </w:r>
     </w:p>
@@ -786,15 +749,7 @@
       </w:r>
       <w:r>
         <w:br/>
-        <w:t xml:space="preserve">This is why companies invest heavily in monitoring, alerting, and </w:t>
-      </w:r>
-      <w:proofErr w:type="gramStart"/>
-      <w:r>
-        <w:t>automated</w:t>
-      </w:r>
-      <w:proofErr w:type="gramEnd"/>
-      <w:r>
-        <w:t xml:space="preserve"> recovery (auto-scaling, health checks, automatic restarts). The faster you recover, the less downtime users experience — even if things break frequently behind the scenes.</w:t>
+        <w:t>This is why companies invest heavily in monitoring, alerting, and automated recovery (auto-scaling, health checks, automatic restarts). The faster you recover, the less downtime users experience — even if things break frequently behind the scenes.</w:t>
       </w:r>
     </w:p>
     <w:p>
@@ -803,7 +758,7 @@
       </w:pPr>
       <w:r>
         <w:pict w14:anchorId="2A3CCDFC">
-          <v:rect id="_x0000_i1273" style="width:0;height:1.5pt" o:hralign="center" o:hrstd="t" o:hr="t" fillcolor="#a0a0a0" stroked="f"/>
+          <v:rect id="_x0000_i1039" style="width:0;height:1.5pt" o:hralign="center" o:hrstd="t" o:hr="t" fillcolor="#a0a0a0" stroked="f"/>
         </w:pict>
       </w:r>
     </w:p>
@@ -838,7 +793,7 @@
       <w:r>
         <w:lastRenderedPageBreak/>
         <w:pict w14:anchorId="79B6F39E">
-          <v:rect id="_x0000_i1274" style="width:0;height:1.5pt" o:hralign="center" o:hrstd="t" o:hr="t" fillcolor="#a0a0a0" stroked="f"/>
+          <v:rect id="_x0000_i1040" style="width:0;height:1.5pt" o:hralign="center" o:hrstd="t" o:hr="t" fillcolor="#a0a0a0" stroked="f"/>
         </w:pict>
       </w:r>
     </w:p>
@@ -862,6 +817,14 @@
       <w:tblPr>
         <w:tblW w:w="0" w:type="auto"/>
         <w:tblCellSpacing w:w="15" w:type="dxa"/>
+        <w:tblBorders>
+          <w:top w:val="single" w:sz="4" w:space="0" w:color="auto"/>
+          <w:left w:val="single" w:sz="4" w:space="0" w:color="auto"/>
+          <w:bottom w:val="single" w:sz="4" w:space="0" w:color="auto"/>
+          <w:right w:val="single" w:sz="4" w:space="0" w:color="auto"/>
+          <w:insideH w:val="single" w:sz="4" w:space="0" w:color="auto"/>
+          <w:insideV w:val="single" w:sz="4" w:space="0" w:color="auto"/>
+        </w:tblBorders>
         <w:tblCellMar>
           <w:top w:w="15" w:type="dxa"/>
           <w:left w:w="15" w:type="dxa"/>
@@ -871,11 +834,11 @@
         <w:tblLook w:val="04A0" w:firstRow="1" w:lastRow="0" w:firstColumn="1" w:lastColumn="0" w:noHBand="0" w:noVBand="1"/>
       </w:tblPr>
       <w:tblGrid>
-        <w:gridCol w:w="1216"/>
-        <w:gridCol w:w="1185"/>
-        <w:gridCol w:w="1593"/>
-        <w:gridCol w:w="1847"/>
-        <w:gridCol w:w="1676"/>
+        <w:gridCol w:w="1206"/>
+        <w:gridCol w:w="1175"/>
+        <w:gridCol w:w="1583"/>
+        <w:gridCol w:w="1837"/>
+        <w:gridCol w:w="1666"/>
       </w:tblGrid>
       <w:tr>
         <w:trPr>
@@ -884,19 +847,14 @@
         <w:tc>
           <w:tcPr>
             <w:tcW w:w="0" w:type="auto"/>
-            <w:tcBorders>
-              <w:top w:val="single" w:sz="6" w:space="0" w:color="E6E6E6"/>
-              <w:left w:val="single" w:sz="6" w:space="0" w:color="E6E6E6"/>
-              <w:bottom w:val="single" w:sz="6" w:space="0" w:color="E6E6E6"/>
-              <w:right w:val="single" w:sz="6" w:space="0" w:color="E6E6E6"/>
-            </w:tcBorders>
-            <w:shd w:val="clear" w:color="auto" w:fill="F5F5F5"/>
-            <w:vAlign w:val="center"/>
-            <w:hideMark/>
-          </w:tcPr>
-          <w:p>
-            <w:pPr>
-              <w:spacing w:line="278" w:lineRule="auto"/>
+            <w:shd w:val="clear" w:color="auto" w:fill="00B0F0"/>
+            <w:vAlign w:val="center"/>
+            <w:hideMark/>
+          </w:tcPr>
+          <w:p>
+            <w:pPr>
+              <w:spacing w:line="278" w:lineRule="auto"/>
+              <w:jc w:val="center"/>
               <w:rPr>
                 <w:b/>
                 <w:bCs/>
@@ -914,19 +872,14 @@
         <w:tc>
           <w:tcPr>
             <w:tcW w:w="0" w:type="auto"/>
-            <w:tcBorders>
-              <w:top w:val="single" w:sz="6" w:space="0" w:color="E6E6E6"/>
-              <w:left w:val="single" w:sz="6" w:space="0" w:color="E6E6E6"/>
-              <w:bottom w:val="single" w:sz="6" w:space="0" w:color="E6E6E6"/>
-              <w:right w:val="single" w:sz="6" w:space="0" w:color="E6E6E6"/>
-            </w:tcBorders>
-            <w:shd w:val="clear" w:color="auto" w:fill="F5F5F5"/>
-            <w:vAlign w:val="center"/>
-            <w:hideMark/>
-          </w:tcPr>
-          <w:p>
-            <w:pPr>
-              <w:spacing w:line="278" w:lineRule="auto"/>
+            <w:shd w:val="clear" w:color="auto" w:fill="00B0F0"/>
+            <w:vAlign w:val="center"/>
+            <w:hideMark/>
+          </w:tcPr>
+          <w:p>
+            <w:pPr>
+              <w:spacing w:line="278" w:lineRule="auto"/>
+              <w:jc w:val="center"/>
               <w:rPr>
                 <w:b/>
                 <w:bCs/>
@@ -944,19 +897,14 @@
         <w:tc>
           <w:tcPr>
             <w:tcW w:w="0" w:type="auto"/>
-            <w:tcBorders>
-              <w:top w:val="single" w:sz="6" w:space="0" w:color="E6E6E6"/>
-              <w:left w:val="single" w:sz="6" w:space="0" w:color="E6E6E6"/>
-              <w:bottom w:val="single" w:sz="6" w:space="0" w:color="E6E6E6"/>
-              <w:right w:val="single" w:sz="6" w:space="0" w:color="E6E6E6"/>
-            </w:tcBorders>
-            <w:shd w:val="clear" w:color="auto" w:fill="F5F5F5"/>
-            <w:vAlign w:val="center"/>
-            <w:hideMark/>
-          </w:tcPr>
-          <w:p>
-            <w:pPr>
-              <w:spacing w:line="278" w:lineRule="auto"/>
+            <w:shd w:val="clear" w:color="auto" w:fill="00B0F0"/>
+            <w:vAlign w:val="center"/>
+            <w:hideMark/>
+          </w:tcPr>
+          <w:p>
+            <w:pPr>
+              <w:spacing w:line="278" w:lineRule="auto"/>
+              <w:jc w:val="center"/>
               <w:rPr>
                 <w:b/>
                 <w:bCs/>
@@ -974,19 +922,14 @@
         <w:tc>
           <w:tcPr>
             <w:tcW w:w="0" w:type="auto"/>
-            <w:tcBorders>
-              <w:top w:val="single" w:sz="6" w:space="0" w:color="E6E6E6"/>
-              <w:left w:val="single" w:sz="6" w:space="0" w:color="E6E6E6"/>
-              <w:bottom w:val="single" w:sz="6" w:space="0" w:color="E6E6E6"/>
-              <w:right w:val="single" w:sz="6" w:space="0" w:color="E6E6E6"/>
-            </w:tcBorders>
-            <w:shd w:val="clear" w:color="auto" w:fill="F5F5F5"/>
-            <w:vAlign w:val="center"/>
-            <w:hideMark/>
-          </w:tcPr>
-          <w:p>
-            <w:pPr>
-              <w:spacing w:line="278" w:lineRule="auto"/>
+            <w:shd w:val="clear" w:color="auto" w:fill="00B0F0"/>
+            <w:vAlign w:val="center"/>
+            <w:hideMark/>
+          </w:tcPr>
+          <w:p>
+            <w:pPr>
+              <w:spacing w:line="278" w:lineRule="auto"/>
+              <w:jc w:val="center"/>
               <w:rPr>
                 <w:b/>
                 <w:bCs/>
@@ -1004,19 +947,14 @@
         <w:tc>
           <w:tcPr>
             <w:tcW w:w="0" w:type="auto"/>
-            <w:tcBorders>
-              <w:top w:val="single" w:sz="6" w:space="0" w:color="E6E6E6"/>
-              <w:left w:val="single" w:sz="6" w:space="0" w:color="E6E6E6"/>
-              <w:bottom w:val="single" w:sz="6" w:space="0" w:color="E6E6E6"/>
-              <w:right w:val="single" w:sz="6" w:space="0" w:color="E6E6E6"/>
-            </w:tcBorders>
-            <w:shd w:val="clear" w:color="auto" w:fill="F5F5F5"/>
-            <w:vAlign w:val="center"/>
-            <w:hideMark/>
-          </w:tcPr>
-          <w:p>
-            <w:pPr>
-              <w:spacing w:line="278" w:lineRule="auto"/>
+            <w:shd w:val="clear" w:color="auto" w:fill="00B0F0"/>
+            <w:vAlign w:val="center"/>
+            <w:hideMark/>
+          </w:tcPr>
+          <w:p>
+            <w:pPr>
+              <w:spacing w:line="278" w:lineRule="auto"/>
+              <w:jc w:val="center"/>
               <w:rPr>
                 <w:b/>
                 <w:bCs/>
@@ -1039,12 +977,6 @@
         <w:tc>
           <w:tcPr>
             <w:tcW w:w="0" w:type="auto"/>
-            <w:tcBorders>
-              <w:top w:val="single" w:sz="6" w:space="0" w:color="E6E6E6"/>
-              <w:left w:val="single" w:sz="6" w:space="0" w:color="E6E6E6"/>
-              <w:bottom w:val="single" w:sz="6" w:space="0" w:color="E6E6E6"/>
-              <w:right w:val="single" w:sz="6" w:space="0" w:color="E6E6E6"/>
-            </w:tcBorders>
             <w:vAlign w:val="center"/>
             <w:hideMark/>
           </w:tcPr>
@@ -1060,12 +992,6 @@
         <w:tc>
           <w:tcPr>
             <w:tcW w:w="0" w:type="auto"/>
-            <w:tcBorders>
-              <w:top w:val="single" w:sz="6" w:space="0" w:color="E6E6E6"/>
-              <w:left w:val="single" w:sz="6" w:space="0" w:color="E6E6E6"/>
-              <w:bottom w:val="single" w:sz="6" w:space="0" w:color="E6E6E6"/>
-              <w:right w:val="single" w:sz="6" w:space="0" w:color="E6E6E6"/>
-            </w:tcBorders>
             <w:vAlign w:val="center"/>
             <w:hideMark/>
           </w:tcPr>
@@ -1081,12 +1007,6 @@
         <w:tc>
           <w:tcPr>
             <w:tcW w:w="0" w:type="auto"/>
-            <w:tcBorders>
-              <w:top w:val="single" w:sz="6" w:space="0" w:color="E6E6E6"/>
-              <w:left w:val="single" w:sz="6" w:space="0" w:color="E6E6E6"/>
-              <w:bottom w:val="single" w:sz="6" w:space="0" w:color="E6E6E6"/>
-              <w:right w:val="single" w:sz="6" w:space="0" w:color="E6E6E6"/>
-            </w:tcBorders>
             <w:vAlign w:val="center"/>
             <w:hideMark/>
           </w:tcPr>
@@ -1102,12 +1022,6 @@
         <w:tc>
           <w:tcPr>
             <w:tcW w:w="0" w:type="auto"/>
-            <w:tcBorders>
-              <w:top w:val="single" w:sz="6" w:space="0" w:color="E6E6E6"/>
-              <w:left w:val="single" w:sz="6" w:space="0" w:color="E6E6E6"/>
-              <w:bottom w:val="single" w:sz="6" w:space="0" w:color="E6E6E6"/>
-              <w:right w:val="single" w:sz="6" w:space="0" w:color="E6E6E6"/>
-            </w:tcBorders>
             <w:vAlign w:val="center"/>
             <w:hideMark/>
           </w:tcPr>
@@ -1123,12 +1037,6 @@
         <w:tc>
           <w:tcPr>
             <w:tcW w:w="0" w:type="auto"/>
-            <w:tcBorders>
-              <w:top w:val="single" w:sz="6" w:space="0" w:color="E6E6E6"/>
-              <w:left w:val="single" w:sz="6" w:space="0" w:color="E6E6E6"/>
-              <w:bottom w:val="single" w:sz="6" w:space="0" w:color="E6E6E6"/>
-              <w:right w:val="single" w:sz="6" w:space="0" w:color="E6E6E6"/>
-            </w:tcBorders>
             <w:vAlign w:val="center"/>
             <w:hideMark/>
           </w:tcPr>
@@ -1149,12 +1057,6 @@
         <w:tc>
           <w:tcPr>
             <w:tcW w:w="0" w:type="auto"/>
-            <w:tcBorders>
-              <w:top w:val="single" w:sz="6" w:space="0" w:color="E6E6E6"/>
-              <w:left w:val="single" w:sz="6" w:space="0" w:color="E6E6E6"/>
-              <w:bottom w:val="single" w:sz="6" w:space="0" w:color="E6E6E6"/>
-              <w:right w:val="single" w:sz="6" w:space="0" w:color="E6E6E6"/>
-            </w:tcBorders>
             <w:vAlign w:val="center"/>
             <w:hideMark/>
           </w:tcPr>
@@ -1170,12 +1072,6 @@
         <w:tc>
           <w:tcPr>
             <w:tcW w:w="0" w:type="auto"/>
-            <w:tcBorders>
-              <w:top w:val="single" w:sz="6" w:space="0" w:color="E6E6E6"/>
-              <w:left w:val="single" w:sz="6" w:space="0" w:color="E6E6E6"/>
-              <w:bottom w:val="single" w:sz="6" w:space="0" w:color="E6E6E6"/>
-              <w:right w:val="single" w:sz="6" w:space="0" w:color="E6E6E6"/>
-            </w:tcBorders>
             <w:vAlign w:val="center"/>
             <w:hideMark/>
           </w:tcPr>
@@ -1191,12 +1087,6 @@
         <w:tc>
           <w:tcPr>
             <w:tcW w:w="0" w:type="auto"/>
-            <w:tcBorders>
-              <w:top w:val="single" w:sz="6" w:space="0" w:color="E6E6E6"/>
-              <w:left w:val="single" w:sz="6" w:space="0" w:color="E6E6E6"/>
-              <w:bottom w:val="single" w:sz="6" w:space="0" w:color="E6E6E6"/>
-              <w:right w:val="single" w:sz="6" w:space="0" w:color="E6E6E6"/>
-            </w:tcBorders>
             <w:vAlign w:val="center"/>
             <w:hideMark/>
           </w:tcPr>
@@ -1212,12 +1102,6 @@
         <w:tc>
           <w:tcPr>
             <w:tcW w:w="0" w:type="auto"/>
-            <w:tcBorders>
-              <w:top w:val="single" w:sz="6" w:space="0" w:color="E6E6E6"/>
-              <w:left w:val="single" w:sz="6" w:space="0" w:color="E6E6E6"/>
-              <w:bottom w:val="single" w:sz="6" w:space="0" w:color="E6E6E6"/>
-              <w:right w:val="single" w:sz="6" w:space="0" w:color="E6E6E6"/>
-            </w:tcBorders>
             <w:vAlign w:val="center"/>
             <w:hideMark/>
           </w:tcPr>
@@ -1233,12 +1117,6 @@
         <w:tc>
           <w:tcPr>
             <w:tcW w:w="0" w:type="auto"/>
-            <w:tcBorders>
-              <w:top w:val="single" w:sz="6" w:space="0" w:color="E6E6E6"/>
-              <w:left w:val="single" w:sz="6" w:space="0" w:color="E6E6E6"/>
-              <w:bottom w:val="single" w:sz="6" w:space="0" w:color="E6E6E6"/>
-              <w:right w:val="single" w:sz="6" w:space="0" w:color="E6E6E6"/>
-            </w:tcBorders>
             <w:vAlign w:val="center"/>
             <w:hideMark/>
           </w:tcPr>
@@ -1259,12 +1137,6 @@
         <w:tc>
           <w:tcPr>
             <w:tcW w:w="0" w:type="auto"/>
-            <w:tcBorders>
-              <w:top w:val="single" w:sz="6" w:space="0" w:color="E6E6E6"/>
-              <w:left w:val="single" w:sz="6" w:space="0" w:color="E6E6E6"/>
-              <w:bottom w:val="single" w:sz="6" w:space="0" w:color="E6E6E6"/>
-              <w:right w:val="single" w:sz="6" w:space="0" w:color="E6E6E6"/>
-            </w:tcBorders>
             <w:vAlign w:val="center"/>
             <w:hideMark/>
           </w:tcPr>
@@ -1280,12 +1152,6 @@
         <w:tc>
           <w:tcPr>
             <w:tcW w:w="0" w:type="auto"/>
-            <w:tcBorders>
-              <w:top w:val="single" w:sz="6" w:space="0" w:color="E6E6E6"/>
-              <w:left w:val="single" w:sz="6" w:space="0" w:color="E6E6E6"/>
-              <w:bottom w:val="single" w:sz="6" w:space="0" w:color="E6E6E6"/>
-              <w:right w:val="single" w:sz="6" w:space="0" w:color="E6E6E6"/>
-            </w:tcBorders>
             <w:vAlign w:val="center"/>
             <w:hideMark/>
           </w:tcPr>
@@ -1301,12 +1167,6 @@
         <w:tc>
           <w:tcPr>
             <w:tcW w:w="0" w:type="auto"/>
-            <w:tcBorders>
-              <w:top w:val="single" w:sz="6" w:space="0" w:color="E6E6E6"/>
-              <w:left w:val="single" w:sz="6" w:space="0" w:color="E6E6E6"/>
-              <w:bottom w:val="single" w:sz="6" w:space="0" w:color="E6E6E6"/>
-              <w:right w:val="single" w:sz="6" w:space="0" w:color="E6E6E6"/>
-            </w:tcBorders>
             <w:vAlign w:val="center"/>
             <w:hideMark/>
           </w:tcPr>
@@ -1322,12 +1182,6 @@
         <w:tc>
           <w:tcPr>
             <w:tcW w:w="0" w:type="auto"/>
-            <w:tcBorders>
-              <w:top w:val="single" w:sz="6" w:space="0" w:color="E6E6E6"/>
-              <w:left w:val="single" w:sz="6" w:space="0" w:color="E6E6E6"/>
-              <w:bottom w:val="single" w:sz="6" w:space="0" w:color="E6E6E6"/>
-              <w:right w:val="single" w:sz="6" w:space="0" w:color="E6E6E6"/>
-            </w:tcBorders>
             <w:vAlign w:val="center"/>
             <w:hideMark/>
           </w:tcPr>
@@ -1343,12 +1197,6 @@
         <w:tc>
           <w:tcPr>
             <w:tcW w:w="0" w:type="auto"/>
-            <w:tcBorders>
-              <w:top w:val="single" w:sz="6" w:space="0" w:color="E6E6E6"/>
-              <w:left w:val="single" w:sz="6" w:space="0" w:color="E6E6E6"/>
-              <w:bottom w:val="single" w:sz="6" w:space="0" w:color="E6E6E6"/>
-              <w:right w:val="single" w:sz="6" w:space="0" w:color="E6E6E6"/>
-            </w:tcBorders>
             <w:vAlign w:val="center"/>
             <w:hideMark/>
           </w:tcPr>
@@ -1369,12 +1217,6 @@
         <w:tc>
           <w:tcPr>
             <w:tcW w:w="0" w:type="auto"/>
-            <w:tcBorders>
-              <w:top w:val="single" w:sz="6" w:space="0" w:color="E6E6E6"/>
-              <w:left w:val="single" w:sz="6" w:space="0" w:color="E6E6E6"/>
-              <w:bottom w:val="single" w:sz="6" w:space="0" w:color="E6E6E6"/>
-              <w:right w:val="single" w:sz="6" w:space="0" w:color="E6E6E6"/>
-            </w:tcBorders>
             <w:vAlign w:val="center"/>
             <w:hideMark/>
           </w:tcPr>
@@ -1390,12 +1232,6 @@
         <w:tc>
           <w:tcPr>
             <w:tcW w:w="0" w:type="auto"/>
-            <w:tcBorders>
-              <w:top w:val="single" w:sz="6" w:space="0" w:color="E6E6E6"/>
-              <w:left w:val="single" w:sz="6" w:space="0" w:color="E6E6E6"/>
-              <w:bottom w:val="single" w:sz="6" w:space="0" w:color="E6E6E6"/>
-              <w:right w:val="single" w:sz="6" w:space="0" w:color="E6E6E6"/>
-            </w:tcBorders>
             <w:vAlign w:val="center"/>
             <w:hideMark/>
           </w:tcPr>
@@ -1411,12 +1247,6 @@
         <w:tc>
           <w:tcPr>
             <w:tcW w:w="0" w:type="auto"/>
-            <w:tcBorders>
-              <w:top w:val="single" w:sz="6" w:space="0" w:color="E6E6E6"/>
-              <w:left w:val="single" w:sz="6" w:space="0" w:color="E6E6E6"/>
-              <w:bottom w:val="single" w:sz="6" w:space="0" w:color="E6E6E6"/>
-              <w:right w:val="single" w:sz="6" w:space="0" w:color="E6E6E6"/>
-            </w:tcBorders>
             <w:vAlign w:val="center"/>
             <w:hideMark/>
           </w:tcPr>
@@ -1432,12 +1262,6 @@
         <w:tc>
           <w:tcPr>
             <w:tcW w:w="0" w:type="auto"/>
-            <w:tcBorders>
-              <w:top w:val="single" w:sz="6" w:space="0" w:color="E6E6E6"/>
-              <w:left w:val="single" w:sz="6" w:space="0" w:color="E6E6E6"/>
-              <w:bottom w:val="single" w:sz="6" w:space="0" w:color="E6E6E6"/>
-              <w:right w:val="single" w:sz="6" w:space="0" w:color="E6E6E6"/>
-            </w:tcBorders>
             <w:vAlign w:val="center"/>
             <w:hideMark/>
           </w:tcPr>
@@ -1453,12 +1277,6 @@
         <w:tc>
           <w:tcPr>
             <w:tcW w:w="0" w:type="auto"/>
-            <w:tcBorders>
-              <w:top w:val="single" w:sz="6" w:space="0" w:color="E6E6E6"/>
-              <w:left w:val="single" w:sz="6" w:space="0" w:color="E6E6E6"/>
-              <w:bottom w:val="single" w:sz="6" w:space="0" w:color="E6E6E6"/>
-              <w:right w:val="single" w:sz="6" w:space="0" w:color="E6E6E6"/>
-            </w:tcBorders>
             <w:vAlign w:val="center"/>
             <w:hideMark/>
           </w:tcPr>
@@ -1479,12 +1297,6 @@
         <w:tc>
           <w:tcPr>
             <w:tcW w:w="0" w:type="auto"/>
-            <w:tcBorders>
-              <w:top w:val="single" w:sz="6" w:space="0" w:color="E6E6E6"/>
-              <w:left w:val="single" w:sz="6" w:space="0" w:color="E6E6E6"/>
-              <w:bottom w:val="single" w:sz="6" w:space="0" w:color="E6E6E6"/>
-              <w:right w:val="single" w:sz="6" w:space="0" w:color="E6E6E6"/>
-            </w:tcBorders>
             <w:vAlign w:val="center"/>
             <w:hideMark/>
           </w:tcPr>
@@ -1500,12 +1312,6 @@
         <w:tc>
           <w:tcPr>
             <w:tcW w:w="0" w:type="auto"/>
-            <w:tcBorders>
-              <w:top w:val="single" w:sz="6" w:space="0" w:color="E6E6E6"/>
-              <w:left w:val="single" w:sz="6" w:space="0" w:color="E6E6E6"/>
-              <w:bottom w:val="single" w:sz="6" w:space="0" w:color="E6E6E6"/>
-              <w:right w:val="single" w:sz="6" w:space="0" w:color="E6E6E6"/>
-            </w:tcBorders>
             <w:vAlign w:val="center"/>
             <w:hideMark/>
           </w:tcPr>
@@ -1521,12 +1327,6 @@
         <w:tc>
           <w:tcPr>
             <w:tcW w:w="0" w:type="auto"/>
-            <w:tcBorders>
-              <w:top w:val="single" w:sz="6" w:space="0" w:color="E6E6E6"/>
-              <w:left w:val="single" w:sz="6" w:space="0" w:color="E6E6E6"/>
-              <w:bottom w:val="single" w:sz="6" w:space="0" w:color="E6E6E6"/>
-              <w:right w:val="single" w:sz="6" w:space="0" w:color="E6E6E6"/>
-            </w:tcBorders>
             <w:vAlign w:val="center"/>
             <w:hideMark/>
           </w:tcPr>
@@ -1542,12 +1342,6 @@
         <w:tc>
           <w:tcPr>
             <w:tcW w:w="0" w:type="auto"/>
-            <w:tcBorders>
-              <w:top w:val="single" w:sz="6" w:space="0" w:color="E6E6E6"/>
-              <w:left w:val="single" w:sz="6" w:space="0" w:color="E6E6E6"/>
-              <w:bottom w:val="single" w:sz="6" w:space="0" w:color="E6E6E6"/>
-              <w:right w:val="single" w:sz="6" w:space="0" w:color="E6E6E6"/>
-            </w:tcBorders>
             <w:vAlign w:val="center"/>
             <w:hideMark/>
           </w:tcPr>
@@ -1563,12 +1357,6 @@
         <w:tc>
           <w:tcPr>
             <w:tcW w:w="0" w:type="auto"/>
-            <w:tcBorders>
-              <w:top w:val="single" w:sz="6" w:space="0" w:color="E6E6E6"/>
-              <w:left w:val="single" w:sz="6" w:space="0" w:color="E6E6E6"/>
-              <w:bottom w:val="single" w:sz="6" w:space="0" w:color="E6E6E6"/>
-              <w:right w:val="single" w:sz="6" w:space="0" w:color="E6E6E6"/>
-            </w:tcBorders>
             <w:vAlign w:val="center"/>
             <w:hideMark/>
           </w:tcPr>
@@ -1589,12 +1377,6 @@
         <w:tc>
           <w:tcPr>
             <w:tcW w:w="0" w:type="auto"/>
-            <w:tcBorders>
-              <w:top w:val="single" w:sz="6" w:space="0" w:color="E6E6E6"/>
-              <w:left w:val="single" w:sz="6" w:space="0" w:color="E6E6E6"/>
-              <w:bottom w:val="single" w:sz="6" w:space="0" w:color="E6E6E6"/>
-              <w:right w:val="single" w:sz="6" w:space="0" w:color="E6E6E6"/>
-            </w:tcBorders>
             <w:vAlign w:val="center"/>
             <w:hideMark/>
           </w:tcPr>
@@ -1610,12 +1392,6 @@
         <w:tc>
           <w:tcPr>
             <w:tcW w:w="0" w:type="auto"/>
-            <w:tcBorders>
-              <w:top w:val="single" w:sz="6" w:space="0" w:color="E6E6E6"/>
-              <w:left w:val="single" w:sz="6" w:space="0" w:color="E6E6E6"/>
-              <w:bottom w:val="single" w:sz="6" w:space="0" w:color="E6E6E6"/>
-              <w:right w:val="single" w:sz="6" w:space="0" w:color="E6E6E6"/>
-            </w:tcBorders>
             <w:vAlign w:val="center"/>
             <w:hideMark/>
           </w:tcPr>
@@ -1631,12 +1407,6 @@
         <w:tc>
           <w:tcPr>
             <w:tcW w:w="0" w:type="auto"/>
-            <w:tcBorders>
-              <w:top w:val="single" w:sz="6" w:space="0" w:color="E6E6E6"/>
-              <w:left w:val="single" w:sz="6" w:space="0" w:color="E6E6E6"/>
-              <w:bottom w:val="single" w:sz="6" w:space="0" w:color="E6E6E6"/>
-              <w:right w:val="single" w:sz="6" w:space="0" w:color="E6E6E6"/>
-            </w:tcBorders>
             <w:vAlign w:val="center"/>
             <w:hideMark/>
           </w:tcPr>
@@ -1652,12 +1422,6 @@
         <w:tc>
           <w:tcPr>
             <w:tcW w:w="0" w:type="auto"/>
-            <w:tcBorders>
-              <w:top w:val="single" w:sz="6" w:space="0" w:color="E6E6E6"/>
-              <w:left w:val="single" w:sz="6" w:space="0" w:color="E6E6E6"/>
-              <w:bottom w:val="single" w:sz="6" w:space="0" w:color="E6E6E6"/>
-              <w:right w:val="single" w:sz="6" w:space="0" w:color="E6E6E6"/>
-            </w:tcBorders>
             <w:vAlign w:val="center"/>
             <w:hideMark/>
           </w:tcPr>
@@ -1673,12 +1437,6 @@
         <w:tc>
           <w:tcPr>
             <w:tcW w:w="0" w:type="auto"/>
-            <w:tcBorders>
-              <w:top w:val="single" w:sz="6" w:space="0" w:color="E6E6E6"/>
-              <w:left w:val="single" w:sz="6" w:space="0" w:color="E6E6E6"/>
-              <w:bottom w:val="single" w:sz="6" w:space="0" w:color="E6E6E6"/>
-              <w:right w:val="single" w:sz="6" w:space="0" w:color="E6E6E6"/>
-            </w:tcBorders>
             <w:vAlign w:val="center"/>
             <w:hideMark/>
           </w:tcPr>
@@ -1699,7 +1457,7 @@
       </w:pPr>
       <w:r>
         <w:pict w14:anchorId="7AACE1A4">
-          <v:rect id="_x0000_i1275" style="width:0;height:1.5pt" o:hralign="center" o:hrstd="t" o:hr="t" fillcolor="#a0a0a0" stroked="f"/>
+          <v:rect id="_x0000_i1041" style="width:0;height:1.5pt" o:hralign="center" o:hrstd="t" o:hr="t" fillcolor="#a0a0a0" stroked="f"/>
         </w:pict>
       </w:r>
     </w:p>
@@ -1723,7 +1481,6 @@
         </w:numPr>
         <w:spacing w:line="278" w:lineRule="auto"/>
       </w:pPr>
-      <w:proofErr w:type="gramStart"/>
       <w:r>
         <w:rPr>
           <w:b/>
@@ -1732,19 +1489,7 @@
         <w:t>90%</w:t>
       </w:r>
       <w:r>
-        <w:t xml:space="preserve"> —</w:t>
-      </w:r>
-      <w:proofErr w:type="gramEnd"/>
-      <w:r>
-        <w:t xml:space="preserve"> sounds </w:t>
-      </w:r>
-      <w:proofErr w:type="gramStart"/>
-      <w:r>
-        <w:t>high, but</w:t>
-      </w:r>
-      <w:proofErr w:type="gramEnd"/>
-      <w:r>
-        <w:t xml:space="preserve"> means 36 days of downtime per year. Not acceptable for most services.</w:t>
+        <w:t xml:space="preserve"> — sounds high, but means 36 days of downtime per year. Not acceptable for most services.</w:t>
       </w:r>
     </w:p>
     <w:p>
@@ -1755,7 +1500,6 @@
         </w:numPr>
         <w:spacing w:line="278" w:lineRule="auto"/>
       </w:pPr>
-      <w:proofErr w:type="gramStart"/>
       <w:r>
         <w:rPr>
           <w:b/>
@@ -1764,11 +1508,7 @@
         <w:t>95%</w:t>
       </w:r>
       <w:r>
-        <w:t xml:space="preserve"> —</w:t>
-      </w:r>
-      <w:proofErr w:type="gramEnd"/>
-      <w:r>
-        <w:t xml:space="preserve"> still means 1 hour of downtime every day. Not high availability.</w:t>
+        <w:t xml:space="preserve"> — still means 1 hour of downtime every day. Not high availability.</w:t>
       </w:r>
     </w:p>
     <w:p>
@@ -1784,22 +1524,10 @@
           <w:b/>
           <w:bCs/>
         </w:rPr>
-        <w:t xml:space="preserve">99.9% (three </w:t>
-      </w:r>
-      <w:proofErr w:type="gramStart"/>
-      <w:r>
-        <w:rPr>
-          <w:b/>
-          <w:bCs/>
-        </w:rPr>
-        <w:t>nines)</w:t>
-      </w:r>
-      <w:r>
-        <w:t xml:space="preserve"> —</w:t>
-      </w:r>
-      <w:proofErr w:type="gramEnd"/>
-      <w:r>
-        <w:t xml:space="preserve"> less than 1.5 minutes per day. Users barely notice. Still leaves ~8.7 hours per year for emergency maintenance.</w:t>
+        <w:t>99.9% (three nines)</w:t>
+      </w:r>
+      <w:r>
+        <w:t xml:space="preserve"> — less than 1.5 minutes per day. Users barely notice. Still leaves ~8.7 hours per year for emergency maintenance.</w:t>
       </w:r>
     </w:p>
     <w:p>
@@ -1815,30 +1543,10 @@
           <w:b/>
           <w:bCs/>
         </w:rPr>
-        <w:t xml:space="preserve">99.99% (four </w:t>
-      </w:r>
-      <w:proofErr w:type="gramStart"/>
-      <w:r>
-        <w:rPr>
-          <w:b/>
-          <w:bCs/>
-        </w:rPr>
-        <w:t>nines)</w:t>
-      </w:r>
-      <w:r>
-        <w:t xml:space="preserve"> —</w:t>
-      </w:r>
-      <w:proofErr w:type="gramEnd"/>
-      <w:r>
-        <w:t xml:space="preserve"> less than 1 minute per day. </w:t>
-      </w:r>
-      <w:proofErr w:type="gramStart"/>
-      <w:r>
-        <w:t>Very</w:t>
-      </w:r>
-      <w:proofErr w:type="gramEnd"/>
-      <w:r>
-        <w:t xml:space="preserve"> hard to achieve. Requires significant investment in redundancy and automation.</w:t>
+        <w:t>99.99% (four nines)</w:t>
+      </w:r>
+      <w:r>
+        <w:t xml:space="preserve"> — less than 1 minute per day. Very hard to achieve. Requires significant investment in redundancy and automation.</w:t>
       </w:r>
     </w:p>
     <w:p>
@@ -1847,7 +1555,7 @@
       </w:pPr>
       <w:r>
         <w:pict w14:anchorId="55594A7C">
-          <v:rect id="_x0000_i1276" style="width:0;height:1.5pt" o:hralign="center" o:hrstd="t" o:hr="t" fillcolor="#a0a0a0" stroked="f"/>
+          <v:rect id="_x0000_i1042" style="width:0;height:1.5pt" o:hralign="center" o:hrstd="t" o:hr="t" fillcolor="#a0a0a0" stroked="f"/>
         </w:pict>
       </w:r>
     </w:p>
@@ -1891,7 +1599,7 @@
       </w:pPr>
       <w:r>
         <w:pict w14:anchorId="5D8B6544">
-          <v:rect id="_x0000_i1277" style="width:0;height:1.5pt" o:hralign="center" o:hrstd="t" o:hr="t" fillcolor="#a0a0a0" stroked="f"/>
+          <v:rect id="_x0000_i1043" style="width:0;height:1.5pt" o:hralign="center" o:hrstd="t" o:hr="t" fillcolor="#a0a0a0" stroked="f"/>
         </w:pict>
       </w:r>
     </w:p>
@@ -1944,7 +1652,6 @@
           <w:b/>
           <w:bCs/>
         </w:rPr>
-        <w:lastRenderedPageBreak/>
         <w:t>Examples of Real SLAs</w:t>
       </w:r>
     </w:p>
@@ -1952,6 +1659,14 @@
       <w:tblPr>
         <w:tblW w:w="0" w:type="auto"/>
         <w:tblCellSpacing w:w="15" w:type="dxa"/>
+        <w:tblBorders>
+          <w:top w:val="single" w:sz="4" w:space="0" w:color="auto"/>
+          <w:left w:val="single" w:sz="4" w:space="0" w:color="auto"/>
+          <w:bottom w:val="single" w:sz="4" w:space="0" w:color="auto"/>
+          <w:right w:val="single" w:sz="4" w:space="0" w:color="auto"/>
+          <w:insideH w:val="single" w:sz="4" w:space="0" w:color="auto"/>
+          <w:insideV w:val="single" w:sz="4" w:space="0" w:color="auto"/>
+        </w:tblBorders>
         <w:tblCellMar>
           <w:top w:w="15" w:type="dxa"/>
           <w:left w:w="15" w:type="dxa"/>
@@ -1961,8 +1676,8 @@
         <w:tblLook w:val="04A0" w:firstRow="1" w:lastRow="0" w:firstColumn="1" w:lastColumn="0" w:noHBand="0" w:noVBand="1"/>
       </w:tblPr>
       <w:tblGrid>
-        <w:gridCol w:w="3343"/>
-        <w:gridCol w:w="4643"/>
+        <w:gridCol w:w="3333"/>
+        <w:gridCol w:w="4633"/>
       </w:tblGrid>
       <w:tr>
         <w:trPr>
@@ -1971,19 +1686,14 @@
         <w:tc>
           <w:tcPr>
             <w:tcW w:w="0" w:type="auto"/>
-            <w:tcBorders>
-              <w:top w:val="single" w:sz="6" w:space="0" w:color="E6E6E6"/>
-              <w:left w:val="single" w:sz="6" w:space="0" w:color="E6E6E6"/>
-              <w:bottom w:val="single" w:sz="6" w:space="0" w:color="E6E6E6"/>
-              <w:right w:val="single" w:sz="6" w:space="0" w:color="E6E6E6"/>
-            </w:tcBorders>
-            <w:shd w:val="clear" w:color="auto" w:fill="F5F5F5"/>
-            <w:vAlign w:val="center"/>
-            <w:hideMark/>
-          </w:tcPr>
-          <w:p>
-            <w:pPr>
-              <w:spacing w:line="278" w:lineRule="auto"/>
+            <w:shd w:val="clear" w:color="auto" w:fill="00B0F0"/>
+            <w:vAlign w:val="center"/>
+            <w:hideMark/>
+          </w:tcPr>
+          <w:p>
+            <w:pPr>
+              <w:spacing w:line="278" w:lineRule="auto"/>
+              <w:jc w:val="center"/>
               <w:rPr>
                 <w:b/>
                 <w:bCs/>
@@ -1994,6 +1704,7 @@
                 <w:b/>
                 <w:bCs/>
               </w:rPr>
+              <w:lastRenderedPageBreak/>
               <w:t>Service</w:t>
             </w:r>
           </w:p>
@@ -2001,19 +1712,14 @@
         <w:tc>
           <w:tcPr>
             <w:tcW w:w="0" w:type="auto"/>
-            <w:tcBorders>
-              <w:top w:val="single" w:sz="6" w:space="0" w:color="E6E6E6"/>
-              <w:left w:val="single" w:sz="6" w:space="0" w:color="E6E6E6"/>
-              <w:bottom w:val="single" w:sz="6" w:space="0" w:color="E6E6E6"/>
-              <w:right w:val="single" w:sz="6" w:space="0" w:color="E6E6E6"/>
-            </w:tcBorders>
-            <w:shd w:val="clear" w:color="auto" w:fill="F5F5F5"/>
-            <w:vAlign w:val="center"/>
-            <w:hideMark/>
-          </w:tcPr>
-          <w:p>
-            <w:pPr>
-              <w:spacing w:line="278" w:lineRule="auto"/>
+            <w:shd w:val="clear" w:color="auto" w:fill="00B0F0"/>
+            <w:vAlign w:val="center"/>
+            <w:hideMark/>
+          </w:tcPr>
+          <w:p>
+            <w:pPr>
+              <w:spacing w:line="278" w:lineRule="auto"/>
+              <w:jc w:val="center"/>
               <w:rPr>
                 <w:b/>
                 <w:bCs/>
@@ -2036,12 +1742,6 @@
         <w:tc>
           <w:tcPr>
             <w:tcW w:w="0" w:type="auto"/>
-            <w:tcBorders>
-              <w:top w:val="single" w:sz="6" w:space="0" w:color="E6E6E6"/>
-              <w:left w:val="single" w:sz="6" w:space="0" w:color="E6E6E6"/>
-              <w:bottom w:val="single" w:sz="6" w:space="0" w:color="E6E6E6"/>
-              <w:right w:val="single" w:sz="6" w:space="0" w:color="E6E6E6"/>
-            </w:tcBorders>
             <w:vAlign w:val="center"/>
             <w:hideMark/>
           </w:tcPr>
@@ -2057,12 +1757,6 @@
         <w:tc>
           <w:tcPr>
             <w:tcW w:w="0" w:type="auto"/>
-            <w:tcBorders>
-              <w:top w:val="single" w:sz="6" w:space="0" w:color="E6E6E6"/>
-              <w:left w:val="single" w:sz="6" w:space="0" w:color="E6E6E6"/>
-              <w:bottom w:val="single" w:sz="6" w:space="0" w:color="E6E6E6"/>
-              <w:right w:val="single" w:sz="6" w:space="0" w:color="E6E6E6"/>
-            </w:tcBorders>
             <w:vAlign w:val="center"/>
             <w:hideMark/>
           </w:tcPr>
@@ -2083,12 +1777,6 @@
         <w:tc>
           <w:tcPr>
             <w:tcW w:w="0" w:type="auto"/>
-            <w:tcBorders>
-              <w:top w:val="single" w:sz="6" w:space="0" w:color="E6E6E6"/>
-              <w:left w:val="single" w:sz="6" w:space="0" w:color="E6E6E6"/>
-              <w:bottom w:val="single" w:sz="6" w:space="0" w:color="E6E6E6"/>
-              <w:right w:val="single" w:sz="6" w:space="0" w:color="E6E6E6"/>
-            </w:tcBorders>
             <w:vAlign w:val="center"/>
             <w:hideMark/>
           </w:tcPr>
@@ -2104,12 +1792,6 @@
         <w:tc>
           <w:tcPr>
             <w:tcW w:w="0" w:type="auto"/>
-            <w:tcBorders>
-              <w:top w:val="single" w:sz="6" w:space="0" w:color="E6E6E6"/>
-              <w:left w:val="single" w:sz="6" w:space="0" w:color="E6E6E6"/>
-              <w:bottom w:val="single" w:sz="6" w:space="0" w:color="E6E6E6"/>
-              <w:right w:val="single" w:sz="6" w:space="0" w:color="E6E6E6"/>
-            </w:tcBorders>
             <w:vAlign w:val="center"/>
             <w:hideMark/>
           </w:tcPr>
@@ -2130,12 +1812,6 @@
         <w:tc>
           <w:tcPr>
             <w:tcW w:w="0" w:type="auto"/>
-            <w:tcBorders>
-              <w:top w:val="single" w:sz="6" w:space="0" w:color="E6E6E6"/>
-              <w:left w:val="single" w:sz="6" w:space="0" w:color="E6E6E6"/>
-              <w:bottom w:val="single" w:sz="6" w:space="0" w:color="E6E6E6"/>
-              <w:right w:val="single" w:sz="6" w:space="0" w:color="E6E6E6"/>
-            </w:tcBorders>
             <w:vAlign w:val="center"/>
             <w:hideMark/>
           </w:tcPr>
@@ -2151,12 +1827,6 @@
         <w:tc>
           <w:tcPr>
             <w:tcW w:w="0" w:type="auto"/>
-            <w:tcBorders>
-              <w:top w:val="single" w:sz="6" w:space="0" w:color="E6E6E6"/>
-              <w:left w:val="single" w:sz="6" w:space="0" w:color="E6E6E6"/>
-              <w:bottom w:val="single" w:sz="6" w:space="0" w:color="E6E6E6"/>
-              <w:right w:val="single" w:sz="6" w:space="0" w:color="E6E6E6"/>
-            </w:tcBorders>
             <w:vAlign w:val="center"/>
             <w:hideMark/>
           </w:tcPr>
@@ -2177,12 +1847,6 @@
         <w:tc>
           <w:tcPr>
             <w:tcW w:w="0" w:type="auto"/>
-            <w:tcBorders>
-              <w:top w:val="single" w:sz="6" w:space="0" w:color="E6E6E6"/>
-              <w:left w:val="single" w:sz="6" w:space="0" w:color="E6E6E6"/>
-              <w:bottom w:val="single" w:sz="6" w:space="0" w:color="E6E6E6"/>
-              <w:right w:val="single" w:sz="6" w:space="0" w:color="E6E6E6"/>
-            </w:tcBorders>
             <w:vAlign w:val="center"/>
             <w:hideMark/>
           </w:tcPr>
@@ -2198,12 +1862,6 @@
         <w:tc>
           <w:tcPr>
             <w:tcW w:w="0" w:type="auto"/>
-            <w:tcBorders>
-              <w:top w:val="single" w:sz="6" w:space="0" w:color="E6E6E6"/>
-              <w:left w:val="single" w:sz="6" w:space="0" w:color="E6E6E6"/>
-              <w:bottom w:val="single" w:sz="6" w:space="0" w:color="E6E6E6"/>
-              <w:right w:val="single" w:sz="6" w:space="0" w:color="E6E6E6"/>
-            </w:tcBorders>
             <w:vAlign w:val="center"/>
             <w:hideMark/>
           </w:tcPr>
@@ -2224,12 +1882,6 @@
         <w:tc>
           <w:tcPr>
             <w:tcW w:w="0" w:type="auto"/>
-            <w:tcBorders>
-              <w:top w:val="single" w:sz="6" w:space="0" w:color="E6E6E6"/>
-              <w:left w:val="single" w:sz="6" w:space="0" w:color="E6E6E6"/>
-              <w:bottom w:val="single" w:sz="6" w:space="0" w:color="E6E6E6"/>
-              <w:right w:val="single" w:sz="6" w:space="0" w:color="E6E6E6"/>
-            </w:tcBorders>
             <w:vAlign w:val="center"/>
             <w:hideMark/>
           </w:tcPr>
@@ -2245,12 +1897,6 @@
         <w:tc>
           <w:tcPr>
             <w:tcW w:w="0" w:type="auto"/>
-            <w:tcBorders>
-              <w:top w:val="single" w:sz="6" w:space="0" w:color="E6E6E6"/>
-              <w:left w:val="single" w:sz="6" w:space="0" w:color="E6E6E6"/>
-              <w:bottom w:val="single" w:sz="6" w:space="0" w:color="E6E6E6"/>
-              <w:right w:val="single" w:sz="6" w:space="0" w:color="E6E6E6"/>
-            </w:tcBorders>
             <w:vAlign w:val="center"/>
             <w:hideMark/>
           </w:tcPr>
@@ -2271,7 +1917,7 @@
       </w:pPr>
       <w:r>
         <w:pict w14:anchorId="47B8C2F6">
-          <v:rect id="_x0000_i1278" style="width:0;height:1.5pt" o:hralign="center" o:hrstd="t" o:hr="t" fillcolor="#a0a0a0" stroked="f"/>
+          <v:rect id="_x0000_i1044" style="width:0;height:1.5pt" o:hralign="center" o:hrstd="t" o:hr="t" fillcolor="#a0a0a0" stroked="f"/>
         </w:pict>
       </w:r>
     </w:p>
@@ -2297,7 +1943,7 @@
       </w:pPr>
       <w:r>
         <w:pict w14:anchorId="161C285E">
-          <v:rect id="_x0000_i1279" style="width:0;height:1.5pt" o:hralign="center" o:hrstd="t" o:hr="t" fillcolor="#a0a0a0" stroked="f"/>
+          <v:rect id="_x0000_i1045" style="width:0;height:1.5pt" o:hralign="center" o:hrstd="t" o:hr="t" fillcolor="#a0a0a0" stroked="f"/>
         </w:pict>
       </w:r>
     </w:p>
@@ -2331,7 +1977,7 @@
       </w:pPr>
       <w:r>
         <w:pict w14:anchorId="51455F2F">
-          <v:rect id="_x0000_i1280" style="width:0;height:1.5pt" o:hralign="center" o:hrstd="t" o:hr="t" fillcolor="#a0a0a0" stroked="f"/>
+          <v:rect id="_x0000_i1046" style="width:0;height:1.5pt" o:hralign="center" o:hrstd="t" o:hr="t" fillcolor="#a0a0a0" stroked="f"/>
         </w:pict>
       </w:r>
     </w:p>
@@ -2658,7 +2304,7 @@
       </w:pPr>
       <w:r>
         <w:pict w14:anchorId="6D618163">
-          <v:rect id="_x0000_i1281" style="width:0;height:1.5pt" o:hralign="center" o:hrstd="t" o:hr="t" fillcolor="#a0a0a0" stroked="f"/>
+          <v:rect id="_x0000_i1047" style="width:0;height:1.5pt" o:hralign="center" o:hrstd="t" o:hr="t" fillcolor="#a0a0a0" stroked="f"/>
         </w:pict>
       </w:r>
     </w:p>
@@ -2695,25 +2341,25 @@
         <w:spacing w:line="278" w:lineRule="auto"/>
       </w:pPr>
       <w:r>
+        <w:pict w14:anchorId="50ADA1B5">
+          <v:rect id="_x0000_i1048" style="width:0;height:1.5pt" o:hralign="center" o:hrstd="t" o:hr="t" fillcolor="#a0a0a0" stroked="f"/>
+        </w:pict>
+      </w:r>
+    </w:p>
+    <w:p>
+      <w:pPr>
+        <w:spacing w:line="278" w:lineRule="auto"/>
+        <w:rPr>
+          <w:b/>
+          <w:bCs/>
+        </w:rPr>
+      </w:pPr>
+      <w:r>
+        <w:rPr>
+          <w:b/>
+          <w:bCs/>
+        </w:rPr>
         <w:lastRenderedPageBreak/>
-        <w:pict w14:anchorId="50ADA1B5">
-          <v:rect id="_x0000_i1282" style="width:0;height:1.5pt" o:hralign="center" o:hrstd="t" o:hr="t" fillcolor="#a0a0a0" stroked="f"/>
-        </w:pict>
-      </w:r>
-    </w:p>
-    <w:p>
-      <w:pPr>
-        <w:spacing w:line="278" w:lineRule="auto"/>
-        <w:rPr>
-          <w:b/>
-          <w:bCs/>
-        </w:rPr>
-      </w:pPr>
-      <w:r>
-        <w:rPr>
-          <w:b/>
-          <w:bCs/>
-        </w:rPr>
         <w:t>Strategies to Achieve High Availability</w:t>
       </w:r>
     </w:p>
@@ -2723,7 +2369,7 @@
       </w:pPr>
       <w:r>
         <w:pict w14:anchorId="30218894">
-          <v:rect id="_x0000_i1283" style="width:0;height:1.5pt" o:hralign="center" o:hrstd="t" o:hr="t" fillcolor="#a0a0a0" stroked="f"/>
+          <v:rect id="_x0000_i1049" style="width:0;height:1.5pt" o:hralign="center" o:hrstd="t" o:hr="t" fillcolor="#a0a0a0" stroked="f"/>
         </w:pict>
       </w:r>
     </w:p>
@@ -2874,7 +2520,7 @@
       </w:pPr>
       <w:r>
         <w:pict w14:anchorId="118157DB">
-          <v:rect id="_x0000_i1284" style="width:0;height:1.5pt" o:hralign="center" o:hrstd="t" o:hr="t" fillcolor="#a0a0a0" stroked="f"/>
+          <v:rect id="_x0000_i1050" style="width:0;height:1.5pt" o:hralign="center" o:hrstd="t" o:hr="t" fillcolor="#a0a0a0" stroked="f"/>
         </w:pict>
       </w:r>
     </w:p>
@@ -2928,7 +2574,7 @@
       </w:pPr>
       <w:r>
         <w:pict w14:anchorId="2A1427FA">
-          <v:rect id="_x0000_i1285" style="width:0;height:1.5pt" o:hralign="center" o:hrstd="t" o:hr="t" fillcolor="#a0a0a0" stroked="f"/>
+          <v:rect id="_x0000_i1051" style="width:0;height:1.5pt" o:hralign="center" o:hrstd="t" o:hr="t" fillcolor="#a0a0a0" stroked="f"/>
         </w:pict>
       </w:r>
     </w:p>
@@ -3018,7 +2664,7 @@
       </w:pPr>
       <w:r>
         <w:pict w14:anchorId="624E7D3B">
-          <v:rect id="_x0000_i1286" style="width:0;height:1.5pt" o:hralign="center" o:hrstd="t" o:hr="t" fillcolor="#a0a0a0" stroked="f"/>
+          <v:rect id="_x0000_i1052" style="width:0;height:1.5pt" o:hralign="center" o:hrstd="t" o:hr="t" fillcolor="#a0a0a0" stroked="f"/>
         </w:pict>
       </w:r>
     </w:p>
@@ -3043,27 +2689,18 @@
         <w:spacing w:line="278" w:lineRule="auto"/>
       </w:pPr>
       <w:r>
-        <w:t xml:space="preserve">When parts of the system fail, </w:t>
-      </w:r>
-      <w:proofErr w:type="gramStart"/>
-      <w:r>
-        <w:t>continue</w:t>
-      </w:r>
-      <w:proofErr w:type="gramEnd"/>
-      <w:r>
-        <w:t xml:space="preserve"> serving users with reduced functionality.</w:t>
-      </w:r>
-    </w:p>
-    <w:p>
-      <w:pPr>
-        <w:spacing w:line="278" w:lineRule="auto"/>
-      </w:pPr>
-      <w:r>
-        <w:rPr>
-          <w:b/>
-          <w:bCs/>
-        </w:rPr>
-        <w:lastRenderedPageBreak/>
+        <w:t>When parts of the system fail, continue serving users with reduced functionality.</w:t>
+      </w:r>
+    </w:p>
+    <w:p>
+      <w:pPr>
+        <w:spacing w:line="278" w:lineRule="auto"/>
+      </w:pPr>
+      <w:r>
+        <w:rPr>
+          <w:b/>
+          <w:bCs/>
+        </w:rPr>
         <w:t>Example (Netflix):</w:t>
       </w:r>
     </w:p>
@@ -3076,23 +2713,8 @@
         <w:spacing w:line="278" w:lineRule="auto"/>
       </w:pPr>
       <w:r>
-        <w:t xml:space="preserve">Recommendations </w:t>
-      </w:r>
-      <w:proofErr w:type="gramStart"/>
-      <w:r>
-        <w:t>stop personalizing →</w:t>
-      </w:r>
-      <w:proofErr w:type="gramEnd"/>
-      <w:r>
-        <w:t xml:space="preserve"> </w:t>
-      </w:r>
-      <w:proofErr w:type="gramStart"/>
-      <w:r>
-        <w:t>show</w:t>
-      </w:r>
-      <w:proofErr w:type="gramEnd"/>
-      <w:r>
-        <w:t xml:space="preserve"> generic content</w:t>
+        <w:lastRenderedPageBreak/>
+        <w:t>Recommendations stop personalizing → show generic content</w:t>
       </w:r>
     </w:p>
     <w:p>
@@ -3125,7 +2747,7 @@
       </w:pPr>
       <w:r>
         <w:pict w14:anchorId="78273159">
-          <v:rect id="_x0000_i1287" style="width:0;height:1.5pt" o:hralign="center" o:hrstd="t" o:hr="t" fillcolor="#a0a0a0" stroked="f"/>
+          <v:rect id="_x0000_i1053" style="width:0;height:1.5pt" o:hralign="center" o:hrstd="t" o:hr="t" fillcolor="#a0a0a0" stroked="f"/>
         </w:pict>
       </w:r>
     </w:p>
@@ -3207,7 +2829,7 @@
       </w:pPr>
       <w:r>
         <w:pict w14:anchorId="129D1946">
-          <v:rect id="_x0000_i1288" style="width:0;height:1.5pt" o:hralign="center" o:hrstd="t" o:hr="t" fillcolor="#a0a0a0" stroked="f"/>
+          <v:rect id="_x0000_i1054" style="width:0;height:1.5pt" o:hralign="center" o:hrstd="t" o:hr="t" fillcolor="#a0a0a0" stroked="f"/>
         </w:pict>
       </w:r>
     </w:p>
@@ -3241,7 +2863,7 @@
       </w:pPr>
       <w:r>
         <w:pict w14:anchorId="2FDF424F">
-          <v:rect id="_x0000_i1289" style="width:0;height:1.5pt" o:hralign="center" o:hrstd="t" o:hr="t" fillcolor="#a0a0a0" stroked="f"/>
+          <v:rect id="_x0000_i1055" style="width:0;height:1.5pt" o:hralign="center" o:hrstd="t" o:hr="t" fillcolor="#a0a0a0" stroked="f"/>
         </w:pict>
       </w:r>
     </w:p>
@@ -3299,7 +2921,7 @@
       </w:pPr>
       <w:r>
         <w:pict w14:anchorId="22FFAD2A">
-          <v:rect id="_x0000_i1290" style="width:0;height:1.5pt" o:hralign="center" o:hrstd="t" o:hr="t" fillcolor="#a0a0a0" stroked="f"/>
+          <v:rect id="_x0000_i1056" style="width:0;height:1.5pt" o:hralign="center" o:hrstd="t" o:hr="t" fillcolor="#a0a0a0" stroked="f"/>
         </w:pict>
       </w:r>
     </w:p>
@@ -3365,7 +2987,7 @@
       </w:pPr>
       <w:r>
         <w:pict w14:anchorId="45A2DD47">
-          <v:rect id="_x0000_i1291" style="width:0;height:1.5pt" o:hralign="center" o:hrstd="t" o:hr="t" fillcolor="#a0a0a0" stroked="f"/>
+          <v:rect id="_x0000_i1057" style="width:0;height:1.5pt" o:hralign="center" o:hrstd="t" o:hr="t" fillcolor="#a0a0a0" stroked="f"/>
         </w:pict>
       </w:r>
     </w:p>
@@ -3383,7 +3005,7 @@
       </w:pPr>
       <w:r>
         <w:pict w14:anchorId="140FCF67">
-          <v:rect id="_x0000_i1292" style="width:0;height:1.5pt" o:hralign="center" o:hrstd="t" o:hr="t" fillcolor="#a0a0a0" stroked="f"/>
+          <v:rect id="_x0000_i1058" style="width:0;height:1.5pt" o:hralign="center" o:hrstd="t" o:hr="t" fillcolor="#a0a0a0" stroked="f"/>
         </w:pict>
       </w:r>
     </w:p>
@@ -3400,33 +3022,31 @@
           <w:b/>
           <w:bCs/>
         </w:rPr>
+        <w:t xml:space="preserve">Components in Parallel (redundant — </w:t>
+      </w:r>
+      <w:proofErr w:type="spellStart"/>
+      <w:r>
+        <w:rPr>
+          <w:b/>
+          <w:bCs/>
+        </w:rPr>
+        <w:t>any one</w:t>
+      </w:r>
+      <w:proofErr w:type="spellEnd"/>
+      <w:r>
+        <w:rPr>
+          <w:b/>
+          <w:bCs/>
+        </w:rPr>
+        <w:t xml:space="preserve"> can serve)</w:t>
+      </w:r>
+    </w:p>
+    <w:p>
+      <w:pPr>
+        <w:spacing w:line="278" w:lineRule="auto"/>
+      </w:pPr>
+      <w:r>
         <w:lastRenderedPageBreak/>
-        <w:t xml:space="preserve">Components in Parallel (redundant — </w:t>
-      </w:r>
-      <w:proofErr w:type="spellStart"/>
-      <w:proofErr w:type="gramStart"/>
-      <w:r>
-        <w:rPr>
-          <w:b/>
-          <w:bCs/>
-        </w:rPr>
-        <w:t>any one</w:t>
-      </w:r>
-      <w:proofErr w:type="spellEnd"/>
-      <w:proofErr w:type="gramEnd"/>
-      <w:r>
-        <w:rPr>
-          <w:b/>
-          <w:bCs/>
-        </w:rPr>
-        <w:t xml:space="preserve"> can serve)</w:t>
-      </w:r>
-    </w:p>
-    <w:p>
-      <w:pPr>
-        <w:spacing w:line="278" w:lineRule="auto"/>
-      </w:pPr>
-      <w:r>
         <w:t>User → Load Balancer → [Server 1 OR Server 2]</w:t>
       </w:r>
     </w:p>
@@ -3444,7 +3064,7 @@
       </w:pPr>
       <w:r>
         <w:pict w14:anchorId="3D945765">
-          <v:rect id="_x0000_i1293" style="width:0;height:1.5pt" o:hralign="center" o:hrstd="t" o:hr="t" fillcolor="#a0a0a0" stroked="f"/>
+          <v:rect id="_x0000_i1059" style="width:0;height:1.5pt" o:hralign="center" o:hrstd="t" o:hr="t" fillcolor="#a0a0a0" stroked="f"/>
         </w:pict>
       </w:r>
     </w:p>
@@ -3482,7 +3102,7 @@
       </w:pPr>
       <w:r>
         <w:pict w14:anchorId="7EE98146">
-          <v:rect id="_x0000_i1294" style="width:0;height:1.5pt" o:hralign="center" o:hrstd="t" o:hr="t" fillcolor="#a0a0a0" stroked="f"/>
+          <v:rect id="_x0000_i1060" style="width:0;height:1.5pt" o:hralign="center" o:hrstd="t" o:hr="t" fillcolor="#a0a0a0" stroked="f"/>
         </w:pict>
       </w:r>
     </w:p>
@@ -3512,25 +3132,9 @@
       </w:pPr>
       <w:r>
         <w:pict w14:anchorId="5F11547C">
-          <v:rect id="_x0000_i1295" style="width:0;height:1.5pt" o:hralign="center" o:hrstd="t" o:hr="t" fillcolor="#a0a0a0" stroked="f"/>
+          <v:rect id="_x0000_i1061" style="width:0;height:1.5pt" o:hralign="center" o:hrstd="t" o:hr="t" fillcolor="#a0a0a0" stroked="f"/>
         </w:pict>
       </w:r>
-    </w:p>
-    <w:p>
-      <w:pPr>
-        <w:rPr>
-          <w:b/>
-          <w:bCs/>
-        </w:rPr>
-      </w:pPr>
-    </w:p>
-    <w:p>
-      <w:pPr>
-        <w:rPr>
-          <w:b/>
-          <w:bCs/>
-        </w:rPr>
-      </w:pPr>
     </w:p>
     <w:p>
       <w:pPr>
@@ -3579,13 +3183,14 @@
         <w:tc>
           <w:tcPr>
             <w:tcW w:w="0" w:type="auto"/>
-            <w:shd w:val="clear" w:color="auto" w:fill="F5F5F5"/>
-            <w:vAlign w:val="center"/>
-            <w:hideMark/>
-          </w:tcPr>
-          <w:p>
-            <w:pPr>
-              <w:spacing w:line="278" w:lineRule="auto"/>
+            <w:shd w:val="clear" w:color="auto" w:fill="00B0F0"/>
+            <w:vAlign w:val="center"/>
+            <w:hideMark/>
+          </w:tcPr>
+          <w:p>
+            <w:pPr>
+              <w:spacing w:line="278" w:lineRule="auto"/>
+              <w:jc w:val="center"/>
               <w:rPr>
                 <w:b/>
                 <w:bCs/>
@@ -3603,13 +3208,14 @@
         <w:tc>
           <w:tcPr>
             <w:tcW w:w="0" w:type="auto"/>
-            <w:shd w:val="clear" w:color="auto" w:fill="F5F5F5"/>
-            <w:vAlign w:val="center"/>
-            <w:hideMark/>
-          </w:tcPr>
-          <w:p>
-            <w:pPr>
-              <w:spacing w:line="278" w:lineRule="auto"/>
+            <w:shd w:val="clear" w:color="auto" w:fill="00B0F0"/>
+            <w:vAlign w:val="center"/>
+            <w:hideMark/>
+          </w:tcPr>
+          <w:p>
+            <w:pPr>
+              <w:spacing w:line="278" w:lineRule="auto"/>
+              <w:jc w:val="center"/>
               <w:rPr>
                 <w:b/>
                 <w:bCs/>
@@ -6051,6 +5657,7 @@
   <w:style w:type="character" w:default="1" w:styleId="DefaultParagraphFont">
     <w:name w:val="Default Paragraph Font"/>
     <w:uiPriority w:val="1"/>
+    <w:semiHidden/>
     <w:unhideWhenUsed/>
   </w:style>
   <w:style w:type="table" w:default="1" w:styleId="TableNormal">
